--- a/entregables/es/material_suplementario_es.docx
+++ b/entregables/es/material_suplementario_es.docx
@@ -150,7 +150,7 @@
         <w:t xml:space="preserve"> </w:t>
       </w:r>
       <w:r>
-        <w:t xml:space="preserve">— Notas S1–S3, Tablas S1–S20 y Figuras S1–S3.</w:t>
+        <w:t xml:space="preserve">— Notas S1–S3, Tablas S1–S21 y Figuras S1–S3.</w:t>
       </w:r>
       <w:r>
         <w:br/>
@@ -320,13 +320,13 @@
           <w:b/>
           <w:bCs/>
         </w:rPr>
-        <w:t xml:space="preserve">Tablas S1–S20:</w:t>
+        <w:t xml:space="preserve">Tablas S1–S21:</w:t>
       </w:r>
       <w:r>
         <w:t xml:space="preserve"> </w:t>
       </w:r>
       <w:r>
-        <w:t xml:space="preserve">diccionario de variables, hiperparámetros, resultados departamentales, perfil computacional, cobertura conformal, evaluación poblacional, significancia pareada, bloques espaciales, lead time, muestreo, benchmark completo, ablación, baseline M1, política gated, holdout de confirmación, baseline acoplado, sensibilidad D2, SHAP, cost-loss y auditoría de datos.</w:t>
+        <w:t xml:space="preserve">diccionario de variables, hiperparámetros, resultados departamentales, perfil computacional, cobertura conformal, evaluación poblacional, significancia pareada, bloques espaciales, lead time, muestreo, benchmark completo, ablación, baseline M1, política gated, holdout de confirmación, baseline acoplado, sensibilidad D2, SHAP, cost-loss, auditoría de datos y una línea base solo meteorología.</w:t>
       </w:r>
     </w:p>
     <w:p>
@@ -14152,7 +14152,7 @@
         <w:pStyle w:val="BodyText"/>
       </w:pPr>
       <w:r>
-        <w:t xml:space="preserve">El benchmark completo incluye M2, propagación, FWI, INPE y la línea base climatológica. FWI e INPE son índices normalizados, no probabilidades calibradas. Todos los cortes, incluidos los de FWI e INPE, se seleccionaron en la validación de 2023 maximizando F0.5 y se congelaron para el test 2024–2025; ningún índice recibió calibración local. El FWI se reporta en la escala del índice canadiense (0.3029 en el Chaco, 2.1509 en Oriental) y el INPE en una escala de riesgo 0–1 (0.8963 en el Chaco, 0.0750 en Oriental).</w:t>
+        <w:t xml:space="preserve">El benchmark completo incluye M2, propagación, FWI, INPE y la línea base climatológica. FWI e INPE son índices normalizados, no probabilidades calibradas. El GBT solo meteorología usa el mismo aprendiz, capacidad y calibración que M1/M2/M3, pero solo el conjunto de información del FWI; su detalle completo está en la Tabla S21. Todos los cortes, incluidos los de FWI e INPE, se seleccionaron en la validación de 2023 maximizando F0.5 y se congelaron para el test 2024–2025; ningún índice recibió calibración local. El FWI se reporta en la escala del índice canadiense (0.3029 en el Chaco, 2.1509 en Oriental) y el INPE en una escala de riesgo 0–1 (0.8963 en el Chaco, 0.0750 en Oriental).</w:t>
       </w:r>
     </w:p>
     <w:p>
@@ -14953,117 +14953,117 @@
               <w:pStyle w:val="Compact"/>
             </w:pPr>
             <w:r>
-              <w:t xml:space="preserve">Línea Base Climatológica</w:t>
-            </w:r>
-          </w:p>
-        </w:tc>
-        <w:tc>
-          <w:tcPr/>
-          <w:p>
-            <w:pPr>
-              <w:pStyle w:val="Compact"/>
-            </w:pPr>
-            <w:r>
-              <w:t xml:space="preserve">0.5000</w:t>
-            </w:r>
-          </w:p>
-        </w:tc>
-        <w:tc>
-          <w:tcPr/>
-          <w:p>
-            <w:pPr>
-              <w:pStyle w:val="Compact"/>
-            </w:pPr>
-            <w:r>
-              <w:t xml:space="preserve">0.0909</w:t>
-            </w:r>
-          </w:p>
-        </w:tc>
-        <w:tc>
-          <w:tcPr/>
-          <w:p>
-            <w:pPr>
-              <w:pStyle w:val="Compact"/>
-            </w:pPr>
-            <w:r>
-              <w:t xml:space="preserve">0.0826</w:t>
-            </w:r>
-          </w:p>
-        </w:tc>
-        <w:tc>
-          <w:tcPr/>
-          <w:p>
-            <w:pPr>
-              <w:pStyle w:val="Compact"/>
-            </w:pPr>
-            <w:r>
-              <w:t xml:space="preserve">0.0000</w:t>
-            </w:r>
-          </w:p>
-        </w:tc>
-        <w:tc>
-          <w:tcPr/>
-          <w:p>
-            <w:pPr>
-              <w:pStyle w:val="Compact"/>
-            </w:pPr>
-            <w:r>
-              <w:t xml:space="preserve">0.0000</w:t>
-            </w:r>
-          </w:p>
-        </w:tc>
-        <w:tc>
-          <w:tcPr/>
-          <w:p>
-            <w:pPr>
-              <w:pStyle w:val="Compact"/>
-            </w:pPr>
-            <w:r>
-              <w:t xml:space="preserve">0.0909</w:t>
-            </w:r>
-          </w:p>
-        </w:tc>
-        <w:tc>
-          <w:tcPr/>
-          <w:p>
-            <w:pPr>
-              <w:pStyle w:val="Compact"/>
-            </w:pPr>
-            <w:r>
-              <w:t xml:space="preserve">0.0000</w:t>
-            </w:r>
-          </w:p>
-        </w:tc>
-        <w:tc>
-          <w:tcPr/>
-          <w:p>
-            <w:pPr>
-              <w:pStyle w:val="Compact"/>
-            </w:pPr>
-            <w:r>
-              <w:t xml:space="preserve">0.0000</w:t>
-            </w:r>
-          </w:p>
-        </w:tc>
-        <w:tc>
-          <w:tcPr/>
-          <w:p>
-            <w:pPr>
-              <w:pStyle w:val="Compact"/>
-            </w:pPr>
-            <w:r>
-              <w:t xml:space="preserve">0.0000</w:t>
-            </w:r>
-          </w:p>
-        </w:tc>
-        <w:tc>
-          <w:tcPr/>
-          <w:p>
-            <w:pPr>
-              <w:pStyle w:val="Compact"/>
-            </w:pPr>
-            <w:r>
-              <w:t xml:space="preserve">0</w:t>
+              <w:t xml:space="preserve">Weather-only GBT</w:t>
+            </w:r>
+          </w:p>
+        </w:tc>
+        <w:tc>
+          <w:tcPr/>
+          <w:p>
+            <w:pPr>
+              <w:pStyle w:val="Compact"/>
+            </w:pPr>
+            <w:r>
+              <w:t xml:space="preserve">0.5512</w:t>
+            </w:r>
+          </w:p>
+        </w:tc>
+        <w:tc>
+          <w:tcPr/>
+          <w:p>
+            <w:pPr>
+              <w:pStyle w:val="Compact"/>
+            </w:pPr>
+            <w:r>
+              <w:t xml:space="preserve">0.1071</w:t>
+            </w:r>
+          </w:p>
+        </w:tc>
+        <w:tc>
+          <w:tcPr/>
+          <w:p>
+            <w:pPr>
+              <w:pStyle w:val="Compact"/>
+            </w:pPr>
+            <w:r>
+              <w:t xml:space="preserve">0.0824</w:t>
+            </w:r>
+          </w:p>
+        </w:tc>
+        <w:tc>
+          <w:tcPr/>
+          <w:p>
+            <w:pPr>
+              <w:pStyle w:val="Compact"/>
+            </w:pPr>
+            <w:r>
+              <w:t xml:space="preserve">0.0025</w:t>
+            </w:r>
+          </w:p>
+        </w:tc>
+        <w:tc>
+          <w:tcPr/>
+          <w:p>
+            <w:pPr>
+              <w:pStyle w:val="Compact"/>
+            </w:pPr>
+            <w:r>
+              <w:t xml:space="preserve">0.0013</w:t>
+            </w:r>
+          </w:p>
+        </w:tc>
+        <w:tc>
+          <w:tcPr/>
+          <w:p>
+            <w:pPr>
+              <w:pStyle w:val="Compact"/>
+            </w:pPr>
+            <w:r>
+              <w:t xml:space="preserve">0.1020</w:t>
+            </w:r>
+          </w:p>
+        </w:tc>
+        <w:tc>
+          <w:tcPr/>
+          <w:p>
+            <w:pPr>
+              <w:pStyle w:val="Compact"/>
+            </w:pPr>
+            <w:r>
+              <w:t xml:space="preserve">0.1143</w:t>
+            </w:r>
+          </w:p>
+        </w:tc>
+        <w:tc>
+          <w:tcPr/>
+          <w:p>
+            <w:pPr>
+              <w:pStyle w:val="Compact"/>
+            </w:pPr>
+            <w:r>
+              <w:t xml:space="preserve">0.1932</w:t>
+            </w:r>
+          </w:p>
+        </w:tc>
+        <w:tc>
+          <w:tcPr/>
+          <w:p>
+            <w:pPr>
+              <w:pStyle w:val="Compact"/>
+            </w:pPr>
+            <w:r>
+              <w:t xml:space="preserve">0.1245</w:t>
+            </w:r>
+          </w:p>
+        </w:tc>
+        <w:tc>
+          <w:tcPr/>
+          <w:p>
+            <w:pPr>
+              <w:pStyle w:val="Compact"/>
+            </w:pPr>
+            <w:r>
+              <w:t xml:space="preserve">24036</w:t>
             </w:r>
           </w:p>
         </w:tc>
@@ -15087,128 +15087,128 @@
               <w:pStyle w:val="Compact"/>
             </w:pPr>
             <w:r>
-              <w:t xml:space="preserve">propagacion</w:t>
-            </w:r>
-          </w:p>
-        </w:tc>
-        <w:tc>
-          <w:tcPr/>
-          <w:p>
-            <w:pPr>
-              <w:pStyle w:val="Compact"/>
-            </w:pPr>
-            <w:r>
-              <w:t xml:space="preserve">Incendios_PY (Propagación Táctica)</w:t>
-            </w:r>
-          </w:p>
-        </w:tc>
-        <w:tc>
-          <w:tcPr/>
-          <w:p>
-            <w:pPr>
-              <w:pStyle w:val="Compact"/>
-            </w:pPr>
-            <w:r>
-              <w:t xml:space="preserve">0.9039</w:t>
-            </w:r>
-          </w:p>
-        </w:tc>
-        <w:tc>
-          <w:tcPr/>
-          <w:p>
-            <w:pPr>
-              <w:pStyle w:val="Compact"/>
-            </w:pPr>
-            <w:r>
-              <w:t xml:space="preserve">0.6935</w:t>
-            </w:r>
-          </w:p>
-        </w:tc>
-        <w:tc>
-          <w:tcPr/>
-          <w:p>
-            <w:pPr>
-              <w:pStyle w:val="Compact"/>
-            </w:pPr>
-            <w:r>
-              <w:t xml:space="preserve">0.0442</w:t>
-            </w:r>
-          </w:p>
-        </w:tc>
-        <w:tc>
-          <w:tcPr/>
-          <w:p>
-            <w:pPr>
-              <w:pStyle w:val="Compact"/>
-            </w:pPr>
-            <w:r>
-              <w:t xml:space="preserve">0.4656</w:t>
-            </w:r>
-          </w:p>
-        </w:tc>
-        <w:tc>
-          <w:tcPr/>
-          <w:p>
-            <w:pPr>
-              <w:pStyle w:val="Compact"/>
-            </w:pPr>
-            <w:r>
-              <w:t xml:space="preserve">0.0086</w:t>
-            </w:r>
-          </w:p>
-        </w:tc>
-        <w:tc>
-          <w:tcPr/>
-          <w:p>
-            <w:pPr>
-              <w:pStyle w:val="Compact"/>
-            </w:pPr>
-            <w:r>
-              <w:t xml:space="preserve">0.5467</w:t>
-            </w:r>
-          </w:p>
-        </w:tc>
-        <w:tc>
-          <w:tcPr/>
-          <w:p>
-            <w:pPr>
-              <w:pStyle w:val="Compact"/>
-            </w:pPr>
-            <w:r>
-              <w:t xml:space="preserve">0.8369</w:t>
-            </w:r>
-          </w:p>
-        </w:tc>
-        <w:tc>
-          <w:tcPr/>
-          <w:p>
-            <w:pPr>
-              <w:pStyle w:val="Compact"/>
-            </w:pPr>
-            <w:r>
-              <w:t xml:space="preserve">0.5240</w:t>
-            </w:r>
-          </w:p>
-        </w:tc>
-        <w:tc>
-          <w:tcPr/>
-          <w:p>
-            <w:pPr>
-              <w:pStyle w:val="Compact"/>
-            </w:pPr>
-            <w:r>
-              <w:t xml:space="preserve">0.7476</w:t>
-            </w:r>
-          </w:p>
-        </w:tc>
-        <w:tc>
-          <w:tcPr/>
-          <w:p>
-            <w:pPr>
-              <w:pStyle w:val="Compact"/>
-            </w:pPr>
-            <w:r>
-              <w:t xml:space="preserve">5353</w:t>
+              <w:t xml:space="preserve">ignicion</w:t>
+            </w:r>
+          </w:p>
+        </w:tc>
+        <w:tc>
+          <w:tcPr/>
+          <w:p>
+            <w:pPr>
+              <w:pStyle w:val="Compact"/>
+            </w:pPr>
+            <w:r>
+              <w:t xml:space="preserve">Línea Base Climatológica</w:t>
+            </w:r>
+          </w:p>
+        </w:tc>
+        <w:tc>
+          <w:tcPr/>
+          <w:p>
+            <w:pPr>
+              <w:pStyle w:val="Compact"/>
+            </w:pPr>
+            <w:r>
+              <w:t xml:space="preserve">0.5000</w:t>
+            </w:r>
+          </w:p>
+        </w:tc>
+        <w:tc>
+          <w:tcPr/>
+          <w:p>
+            <w:pPr>
+              <w:pStyle w:val="Compact"/>
+            </w:pPr>
+            <w:r>
+              <w:t xml:space="preserve">0.0909</w:t>
+            </w:r>
+          </w:p>
+        </w:tc>
+        <w:tc>
+          <w:tcPr/>
+          <w:p>
+            <w:pPr>
+              <w:pStyle w:val="Compact"/>
+            </w:pPr>
+            <w:r>
+              <w:t xml:space="preserve">0.0826</w:t>
+            </w:r>
+          </w:p>
+        </w:tc>
+        <w:tc>
+          <w:tcPr/>
+          <w:p>
+            <w:pPr>
+              <w:pStyle w:val="Compact"/>
+            </w:pPr>
+            <w:r>
+              <w:t xml:space="preserve">0.0000</w:t>
+            </w:r>
+          </w:p>
+        </w:tc>
+        <w:tc>
+          <w:tcPr/>
+          <w:p>
+            <w:pPr>
+              <w:pStyle w:val="Compact"/>
+            </w:pPr>
+            <w:r>
+              <w:t xml:space="preserve">0.0000</w:t>
+            </w:r>
+          </w:p>
+        </w:tc>
+        <w:tc>
+          <w:tcPr/>
+          <w:p>
+            <w:pPr>
+              <w:pStyle w:val="Compact"/>
+            </w:pPr>
+            <w:r>
+              <w:t xml:space="preserve">0.0909</w:t>
+            </w:r>
+          </w:p>
+        </w:tc>
+        <w:tc>
+          <w:tcPr/>
+          <w:p>
+            <w:pPr>
+              <w:pStyle w:val="Compact"/>
+            </w:pPr>
+            <w:r>
+              <w:t xml:space="preserve">0.0000</w:t>
+            </w:r>
+          </w:p>
+        </w:tc>
+        <w:tc>
+          <w:tcPr/>
+          <w:p>
+            <w:pPr>
+              <w:pStyle w:val="Compact"/>
+            </w:pPr>
+            <w:r>
+              <w:t xml:space="preserve">0.0000</w:t>
+            </w:r>
+          </w:p>
+        </w:tc>
+        <w:tc>
+          <w:tcPr/>
+          <w:p>
+            <w:pPr>
+              <w:pStyle w:val="Compact"/>
+            </w:pPr>
+            <w:r>
+              <w:t xml:space="preserve">0.0000</w:t>
+            </w:r>
+          </w:p>
+        </w:tc>
+        <w:tc>
+          <w:tcPr/>
+          <w:p>
+            <w:pPr>
+              <w:pStyle w:val="Compact"/>
+            </w:pPr>
+            <w:r>
+              <w:t xml:space="preserve">0</w:t>
             </w:r>
           </w:p>
         </w:tc>
@@ -15243,117 +15243,117 @@
               <w:pStyle w:val="Compact"/>
             </w:pPr>
             <w:r>
-              <w:t xml:space="preserve">Línea Base Climatológica</w:t>
-            </w:r>
-          </w:p>
-        </w:tc>
-        <w:tc>
-          <w:tcPr/>
-          <w:p>
-            <w:pPr>
-              <w:pStyle w:val="Compact"/>
-            </w:pPr>
-            <w:r>
-              <w:t xml:space="preserve">0.5000</w:t>
-            </w:r>
-          </w:p>
-        </w:tc>
-        <w:tc>
-          <w:tcPr/>
-          <w:p>
-            <w:pPr>
-              <w:pStyle w:val="Compact"/>
-            </w:pPr>
-            <w:r>
-              <w:t xml:space="preserve">0.0909</w:t>
-            </w:r>
-          </w:p>
-        </w:tc>
-        <w:tc>
-          <w:tcPr/>
-          <w:p>
-            <w:pPr>
-              <w:pStyle w:val="Compact"/>
-            </w:pPr>
-            <w:r>
-              <w:t xml:space="preserve">0.0826</w:t>
-            </w:r>
-          </w:p>
-        </w:tc>
-        <w:tc>
-          <w:tcPr/>
-          <w:p>
-            <w:pPr>
-              <w:pStyle w:val="Compact"/>
-            </w:pPr>
-            <w:r>
-              <w:t xml:space="preserve">0.0000</w:t>
-            </w:r>
-          </w:p>
-        </w:tc>
-        <w:tc>
-          <w:tcPr/>
-          <w:p>
-            <w:pPr>
-              <w:pStyle w:val="Compact"/>
-            </w:pPr>
-            <w:r>
-              <w:t xml:space="preserve">0.0000</w:t>
-            </w:r>
-          </w:p>
-        </w:tc>
-        <w:tc>
-          <w:tcPr/>
-          <w:p>
-            <w:pPr>
-              <w:pStyle w:val="Compact"/>
-            </w:pPr>
-            <w:r>
-              <w:t xml:space="preserve">0.0909</w:t>
-            </w:r>
-          </w:p>
-        </w:tc>
-        <w:tc>
-          <w:tcPr/>
-          <w:p>
-            <w:pPr>
-              <w:pStyle w:val="Compact"/>
-            </w:pPr>
-            <w:r>
-              <w:t xml:space="preserve">0.0000</w:t>
-            </w:r>
-          </w:p>
-        </w:tc>
-        <w:tc>
-          <w:tcPr/>
-          <w:p>
-            <w:pPr>
-              <w:pStyle w:val="Compact"/>
-            </w:pPr>
-            <w:r>
-              <w:t xml:space="preserve">0.0000</w:t>
-            </w:r>
-          </w:p>
-        </w:tc>
-        <w:tc>
-          <w:tcPr/>
-          <w:p>
-            <w:pPr>
-              <w:pStyle w:val="Compact"/>
-            </w:pPr>
-            <w:r>
-              <w:t xml:space="preserve">0.0000</w:t>
-            </w:r>
-          </w:p>
-        </w:tc>
-        <w:tc>
-          <w:tcPr/>
-          <w:p>
-            <w:pPr>
-              <w:pStyle w:val="Compact"/>
-            </w:pPr>
-            <w:r>
-              <w:t xml:space="preserve">0</w:t>
+              <w:t xml:space="preserve">Incendios_PY (Propagación Táctica)</w:t>
+            </w:r>
+          </w:p>
+        </w:tc>
+        <w:tc>
+          <w:tcPr/>
+          <w:p>
+            <w:pPr>
+              <w:pStyle w:val="Compact"/>
+            </w:pPr>
+            <w:r>
+              <w:t xml:space="preserve">0.9039</w:t>
+            </w:r>
+          </w:p>
+        </w:tc>
+        <w:tc>
+          <w:tcPr/>
+          <w:p>
+            <w:pPr>
+              <w:pStyle w:val="Compact"/>
+            </w:pPr>
+            <w:r>
+              <w:t xml:space="preserve">0.6935</w:t>
+            </w:r>
+          </w:p>
+        </w:tc>
+        <w:tc>
+          <w:tcPr/>
+          <w:p>
+            <w:pPr>
+              <w:pStyle w:val="Compact"/>
+            </w:pPr>
+            <w:r>
+              <w:t xml:space="preserve">0.0442</w:t>
+            </w:r>
+          </w:p>
+        </w:tc>
+        <w:tc>
+          <w:tcPr/>
+          <w:p>
+            <w:pPr>
+              <w:pStyle w:val="Compact"/>
+            </w:pPr>
+            <w:r>
+              <w:t xml:space="preserve">0.4656</w:t>
+            </w:r>
+          </w:p>
+        </w:tc>
+        <w:tc>
+          <w:tcPr/>
+          <w:p>
+            <w:pPr>
+              <w:pStyle w:val="Compact"/>
+            </w:pPr>
+            <w:r>
+              <w:t xml:space="preserve">0.0086</w:t>
+            </w:r>
+          </w:p>
+        </w:tc>
+        <w:tc>
+          <w:tcPr/>
+          <w:p>
+            <w:pPr>
+              <w:pStyle w:val="Compact"/>
+            </w:pPr>
+            <w:r>
+              <w:t xml:space="preserve">0.5467</w:t>
+            </w:r>
+          </w:p>
+        </w:tc>
+        <w:tc>
+          <w:tcPr/>
+          <w:p>
+            <w:pPr>
+              <w:pStyle w:val="Compact"/>
+            </w:pPr>
+            <w:r>
+              <w:t xml:space="preserve">0.8369</w:t>
+            </w:r>
+          </w:p>
+        </w:tc>
+        <w:tc>
+          <w:tcPr/>
+          <w:p>
+            <w:pPr>
+              <w:pStyle w:val="Compact"/>
+            </w:pPr>
+            <w:r>
+              <w:t xml:space="preserve">0.5240</w:t>
+            </w:r>
+          </w:p>
+        </w:tc>
+        <w:tc>
+          <w:tcPr/>
+          <w:p>
+            <w:pPr>
+              <w:pStyle w:val="Compact"/>
+            </w:pPr>
+            <w:r>
+              <w:t xml:space="preserve">0.7476</w:t>
+            </w:r>
+          </w:p>
+        </w:tc>
+        <w:tc>
+          <w:tcPr/>
+          <w:p>
+            <w:pPr>
+              <w:pStyle w:val="Compact"/>
+            </w:pPr>
+            <w:r>
+              <w:t xml:space="preserve">5353</w:t>
             </w:r>
           </w:p>
         </w:tc>
@@ -15366,139 +15366,139 @@
               <w:pStyle w:val="Compact"/>
             </w:pPr>
             <w:r>
-              <w:t xml:space="preserve">Oriental</w:t>
-            </w:r>
-          </w:p>
-        </w:tc>
-        <w:tc>
-          <w:tcPr/>
-          <w:p>
-            <w:pPr>
-              <w:pStyle w:val="Compact"/>
-            </w:pPr>
-            <w:r>
-              <w:t xml:space="preserve">ignicion</w:t>
-            </w:r>
-          </w:p>
-        </w:tc>
-        <w:tc>
-          <w:tcPr/>
-          <w:p>
-            <w:pPr>
-              <w:pStyle w:val="Compact"/>
-            </w:pPr>
-            <w:r>
-              <w:t xml:space="preserve">Incendios_PY (Ignición Híbrida M3)</w:t>
-            </w:r>
-          </w:p>
-        </w:tc>
-        <w:tc>
-          <w:tcPr/>
-          <w:p>
-            <w:pPr>
-              <w:pStyle w:val="Compact"/>
-            </w:pPr>
-            <w:r>
-              <w:t xml:space="preserve">0.7534</w:t>
-            </w:r>
-          </w:p>
-        </w:tc>
-        <w:tc>
-          <w:tcPr/>
-          <w:p>
-            <w:pPr>
-              <w:pStyle w:val="Compact"/>
-            </w:pPr>
-            <w:r>
-              <w:t xml:space="preserve">0.2340</w:t>
-            </w:r>
-          </w:p>
-        </w:tc>
-        <w:tc>
-          <w:tcPr/>
-          <w:p>
-            <w:pPr>
-              <w:pStyle w:val="Compact"/>
-            </w:pPr>
-            <w:r>
-              <w:t xml:space="preserve">0.0765</w:t>
-            </w:r>
-          </w:p>
-        </w:tc>
-        <w:tc>
-          <w:tcPr/>
-          <w:p>
-            <w:pPr>
-              <w:pStyle w:val="Compact"/>
-            </w:pPr>
-            <w:r>
-              <w:t xml:space="preserve">0.0748</w:t>
-            </w:r>
-          </w:p>
-        </w:tc>
-        <w:tc>
-          <w:tcPr/>
-          <w:p>
-            <w:pPr>
-              <w:pStyle w:val="Compact"/>
-            </w:pPr>
-            <w:r>
-              <w:t xml:space="preserve">0.0082</w:t>
-            </w:r>
-          </w:p>
-        </w:tc>
-        <w:tc>
-          <w:tcPr/>
-          <w:p>
-            <w:pPr>
-              <w:pStyle w:val="Compact"/>
-            </w:pPr>
-            <w:r>
-              <w:t xml:space="preserve">0.2186</w:t>
-            </w:r>
-          </w:p>
-        </w:tc>
-        <w:tc>
-          <w:tcPr/>
-          <w:p>
-            <w:pPr>
-              <w:pStyle w:val="Compact"/>
-            </w:pPr>
-            <w:r>
-              <w:t xml:space="preserve">0.3013</w:t>
-            </w:r>
-          </w:p>
-        </w:tc>
-        <w:tc>
-          <w:tcPr/>
-          <w:p>
-            <w:pPr>
-              <w:pStyle w:val="Compact"/>
-            </w:pPr>
-            <w:r>
-              <w:t xml:space="preserve">0.1859</w:t>
-            </w:r>
-          </w:p>
-        </w:tc>
-        <w:tc>
-          <w:tcPr/>
-          <w:p>
-            <w:pPr>
-              <w:pStyle w:val="Compact"/>
-            </w:pPr>
-            <w:r>
-              <w:t xml:space="preserve">0.2680</w:t>
-            </w:r>
-          </w:p>
-        </w:tc>
-        <w:tc>
-          <w:tcPr/>
-          <w:p>
-            <w:pPr>
-              <w:pStyle w:val="Compact"/>
-            </w:pPr>
-            <w:r>
-              <w:t xml:space="preserve">7835</w:t>
+              <w:t xml:space="preserve">Chaco</w:t>
+            </w:r>
+          </w:p>
+        </w:tc>
+        <w:tc>
+          <w:tcPr/>
+          <w:p>
+            <w:pPr>
+              <w:pStyle w:val="Compact"/>
+            </w:pPr>
+            <w:r>
+              <w:t xml:space="preserve">propagacion</w:t>
+            </w:r>
+          </w:p>
+        </w:tc>
+        <w:tc>
+          <w:tcPr/>
+          <w:p>
+            <w:pPr>
+              <w:pStyle w:val="Compact"/>
+            </w:pPr>
+            <w:r>
+              <w:t xml:space="preserve">Línea Base Climatológica</w:t>
+            </w:r>
+          </w:p>
+        </w:tc>
+        <w:tc>
+          <w:tcPr/>
+          <w:p>
+            <w:pPr>
+              <w:pStyle w:val="Compact"/>
+            </w:pPr>
+            <w:r>
+              <w:t xml:space="preserve">0.5000</w:t>
+            </w:r>
+          </w:p>
+        </w:tc>
+        <w:tc>
+          <w:tcPr/>
+          <w:p>
+            <w:pPr>
+              <w:pStyle w:val="Compact"/>
+            </w:pPr>
+            <w:r>
+              <w:t xml:space="preserve">0.0909</w:t>
+            </w:r>
+          </w:p>
+        </w:tc>
+        <w:tc>
+          <w:tcPr/>
+          <w:p>
+            <w:pPr>
+              <w:pStyle w:val="Compact"/>
+            </w:pPr>
+            <w:r>
+              <w:t xml:space="preserve">0.0826</w:t>
+            </w:r>
+          </w:p>
+        </w:tc>
+        <w:tc>
+          <w:tcPr/>
+          <w:p>
+            <w:pPr>
+              <w:pStyle w:val="Compact"/>
+            </w:pPr>
+            <w:r>
+              <w:t xml:space="preserve">0.0000</w:t>
+            </w:r>
+          </w:p>
+        </w:tc>
+        <w:tc>
+          <w:tcPr/>
+          <w:p>
+            <w:pPr>
+              <w:pStyle w:val="Compact"/>
+            </w:pPr>
+            <w:r>
+              <w:t xml:space="preserve">0.0000</w:t>
+            </w:r>
+          </w:p>
+        </w:tc>
+        <w:tc>
+          <w:tcPr/>
+          <w:p>
+            <w:pPr>
+              <w:pStyle w:val="Compact"/>
+            </w:pPr>
+            <w:r>
+              <w:t xml:space="preserve">0.0909</w:t>
+            </w:r>
+          </w:p>
+        </w:tc>
+        <w:tc>
+          <w:tcPr/>
+          <w:p>
+            <w:pPr>
+              <w:pStyle w:val="Compact"/>
+            </w:pPr>
+            <w:r>
+              <w:t xml:space="preserve">0.0000</w:t>
+            </w:r>
+          </w:p>
+        </w:tc>
+        <w:tc>
+          <w:tcPr/>
+          <w:p>
+            <w:pPr>
+              <w:pStyle w:val="Compact"/>
+            </w:pPr>
+            <w:r>
+              <w:t xml:space="preserve">0.0000</w:t>
+            </w:r>
+          </w:p>
+        </w:tc>
+        <w:tc>
+          <w:tcPr/>
+          <w:p>
+            <w:pPr>
+              <w:pStyle w:val="Compact"/>
+            </w:pPr>
+            <w:r>
+              <w:t xml:space="preserve">0.0000</w:t>
+            </w:r>
+          </w:p>
+        </w:tc>
+        <w:tc>
+          <w:tcPr/>
+          <w:p>
+            <w:pPr>
+              <w:pStyle w:val="Compact"/>
+            </w:pPr>
+            <w:r>
+              <w:t xml:space="preserve">0</w:t>
             </w:r>
           </w:p>
         </w:tc>
@@ -15533,117 +15533,117 @@
               <w:pStyle w:val="Compact"/>
             </w:pPr>
             <w:r>
-              <w:t xml:space="preserve">Incendios_PY (Ignición Base M2)</w:t>
-            </w:r>
-          </w:p>
-        </w:tc>
-        <w:tc>
-          <w:tcPr/>
-          <w:p>
-            <w:pPr>
-              <w:pStyle w:val="Compact"/>
-            </w:pPr>
-            <w:r>
-              <w:t xml:space="preserve">0.7406</w:t>
-            </w:r>
-          </w:p>
-        </w:tc>
-        <w:tc>
-          <w:tcPr/>
-          <w:p>
-            <w:pPr>
-              <w:pStyle w:val="Compact"/>
-            </w:pPr>
-            <w:r>
-              <w:t xml:space="preserve">0.2146</w:t>
-            </w:r>
-          </w:p>
-        </w:tc>
-        <w:tc>
-          <w:tcPr/>
-          <w:p>
-            <w:pPr>
-              <w:pStyle w:val="Compact"/>
-            </w:pPr>
-            <w:r>
-              <w:t xml:space="preserve">0.0774</w:t>
-            </w:r>
-          </w:p>
-        </w:tc>
-        <w:tc>
-          <w:tcPr/>
-          <w:p>
-            <w:pPr>
-              <w:pStyle w:val="Compact"/>
-            </w:pPr>
-            <w:r>
-              <w:t xml:space="preserve">0.0640</w:t>
-            </w:r>
-          </w:p>
-        </w:tc>
-        <w:tc>
-          <w:tcPr/>
-          <w:p>
-            <w:pPr>
-              <w:pStyle w:val="Compact"/>
-            </w:pPr>
-            <w:r>
-              <w:t xml:space="preserve">0.0070</w:t>
-            </w:r>
-          </w:p>
-        </w:tc>
-        <w:tc>
-          <w:tcPr/>
-          <w:p>
-            <w:pPr>
-              <w:pStyle w:val="Compact"/>
-            </w:pPr>
-            <w:r>
-              <w:t xml:space="preserve">0.1983</w:t>
-            </w:r>
-          </w:p>
-        </w:tc>
-        <w:tc>
-          <w:tcPr/>
-          <w:p>
-            <w:pPr>
-              <w:pStyle w:val="Compact"/>
-            </w:pPr>
-            <w:r>
-              <w:t xml:space="preserve">0.2610</w:t>
-            </w:r>
-          </w:p>
-        </w:tc>
-        <w:tc>
-          <w:tcPr/>
-          <w:p>
-            <w:pPr>
-              <w:pStyle w:val="Compact"/>
-            </w:pPr>
-            <w:r>
-              <w:t xml:space="preserve">0.1958</w:t>
-            </w:r>
-          </w:p>
-        </w:tc>
-        <w:tc>
-          <w:tcPr/>
-          <w:p>
-            <w:pPr>
-              <w:pStyle w:val="Compact"/>
-            </w:pPr>
-            <w:r>
-              <w:t xml:space="preserve">0.2447</w:t>
-            </w:r>
-          </w:p>
-        </w:tc>
-        <w:tc>
-          <w:tcPr/>
-          <w:p>
-            <w:pPr>
-              <w:pStyle w:val="Compact"/>
-            </w:pPr>
-            <w:r>
-              <w:t xml:space="preserve">10075</w:t>
+              <w:t xml:space="preserve">Incendios_PY (Ignición Híbrida M3)</w:t>
+            </w:r>
+          </w:p>
+        </w:tc>
+        <w:tc>
+          <w:tcPr/>
+          <w:p>
+            <w:pPr>
+              <w:pStyle w:val="Compact"/>
+            </w:pPr>
+            <w:r>
+              <w:t xml:space="preserve">0.7534</w:t>
+            </w:r>
+          </w:p>
+        </w:tc>
+        <w:tc>
+          <w:tcPr/>
+          <w:p>
+            <w:pPr>
+              <w:pStyle w:val="Compact"/>
+            </w:pPr>
+            <w:r>
+              <w:t xml:space="preserve">0.2340</w:t>
+            </w:r>
+          </w:p>
+        </w:tc>
+        <w:tc>
+          <w:tcPr/>
+          <w:p>
+            <w:pPr>
+              <w:pStyle w:val="Compact"/>
+            </w:pPr>
+            <w:r>
+              <w:t xml:space="preserve">0.0765</w:t>
+            </w:r>
+          </w:p>
+        </w:tc>
+        <w:tc>
+          <w:tcPr/>
+          <w:p>
+            <w:pPr>
+              <w:pStyle w:val="Compact"/>
+            </w:pPr>
+            <w:r>
+              <w:t xml:space="preserve">0.0748</w:t>
+            </w:r>
+          </w:p>
+        </w:tc>
+        <w:tc>
+          <w:tcPr/>
+          <w:p>
+            <w:pPr>
+              <w:pStyle w:val="Compact"/>
+            </w:pPr>
+            <w:r>
+              <w:t xml:space="preserve">0.0082</w:t>
+            </w:r>
+          </w:p>
+        </w:tc>
+        <w:tc>
+          <w:tcPr/>
+          <w:p>
+            <w:pPr>
+              <w:pStyle w:val="Compact"/>
+            </w:pPr>
+            <w:r>
+              <w:t xml:space="preserve">0.2186</w:t>
+            </w:r>
+          </w:p>
+        </w:tc>
+        <w:tc>
+          <w:tcPr/>
+          <w:p>
+            <w:pPr>
+              <w:pStyle w:val="Compact"/>
+            </w:pPr>
+            <w:r>
+              <w:t xml:space="preserve">0.3013</w:t>
+            </w:r>
+          </w:p>
+        </w:tc>
+        <w:tc>
+          <w:tcPr/>
+          <w:p>
+            <w:pPr>
+              <w:pStyle w:val="Compact"/>
+            </w:pPr>
+            <w:r>
+              <w:t xml:space="preserve">0.1859</w:t>
+            </w:r>
+          </w:p>
+        </w:tc>
+        <w:tc>
+          <w:tcPr/>
+          <w:p>
+            <w:pPr>
+              <w:pStyle w:val="Compact"/>
+            </w:pPr>
+            <w:r>
+              <w:t xml:space="preserve">0.2680</w:t>
+            </w:r>
+          </w:p>
+        </w:tc>
+        <w:tc>
+          <w:tcPr/>
+          <w:p>
+            <w:pPr>
+              <w:pStyle w:val="Compact"/>
+            </w:pPr>
+            <w:r>
+              <w:t xml:space="preserve">7835</w:t>
             </w:r>
           </w:p>
         </w:tc>
@@ -15678,117 +15678,117 @@
               <w:pStyle w:val="Compact"/>
             </w:pPr>
             <w:r>
-              <w:t xml:space="preserve">Canadian FWI completo</w:t>
-            </w:r>
-          </w:p>
-        </w:tc>
-        <w:tc>
-          <w:tcPr/>
-          <w:p>
-            <w:pPr>
-              <w:pStyle w:val="Compact"/>
-            </w:pPr>
-            <w:r>
-              <w:t xml:space="preserve">0.5564</w:t>
-            </w:r>
-          </w:p>
-        </w:tc>
-        <w:tc>
-          <w:tcPr/>
-          <w:p>
-            <w:pPr>
-              <w:pStyle w:val="Compact"/>
-            </w:pPr>
-            <w:r>
-              <w:t xml:space="preserve">0.1061</w:t>
-            </w:r>
-          </w:p>
-        </w:tc>
-        <w:tc>
-          <w:tcPr/>
-          <w:p>
-            <w:pPr>
-              <w:pStyle w:val="Compact"/>
-            </w:pPr>
-            <w:r>
-              <w:t xml:space="preserve">—</w:t>
-            </w:r>
-          </w:p>
-        </w:tc>
-        <w:tc>
-          <w:tcPr/>
-          <w:p>
-            <w:pPr>
-              <w:pStyle w:val="Compact"/>
-            </w:pPr>
-            <w:r>
-              <w:t xml:space="preserve">—</w:t>
-            </w:r>
-          </w:p>
-        </w:tc>
-        <w:tc>
-          <w:tcPr/>
-          <w:p>
-            <w:pPr>
-              <w:pStyle w:val="Compact"/>
-            </w:pPr>
-            <w:r>
-              <w:t xml:space="preserve">—</w:t>
-            </w:r>
-          </w:p>
-        </w:tc>
-        <w:tc>
-          <w:tcPr/>
-          <w:p>
-            <w:pPr>
-              <w:pStyle w:val="Compact"/>
-            </w:pPr>
-            <w:r>
-              <w:t xml:space="preserve">2.1509</w:t>
-            </w:r>
-          </w:p>
-        </w:tc>
-        <w:tc>
-          <w:tcPr/>
-          <w:p>
-            <w:pPr>
-              <w:pStyle w:val="Compact"/>
-            </w:pPr>
-            <w:r>
-              <w:t xml:space="preserve">0.1076</w:t>
-            </w:r>
-          </w:p>
-        </w:tc>
-        <w:tc>
-          <w:tcPr/>
-          <w:p>
-            <w:pPr>
-              <w:pStyle w:val="Compact"/>
-            </w:pPr>
-            <w:r>
-              <w:t xml:space="preserve">0.3899</w:t>
-            </w:r>
-          </w:p>
-        </w:tc>
-        <w:tc>
-          <w:tcPr/>
-          <w:p>
-            <w:pPr>
-              <w:pStyle w:val="Compact"/>
-            </w:pPr>
-            <w:r>
-              <w:t xml:space="preserve">0.1258</w:t>
-            </w:r>
-          </w:p>
-        </w:tc>
-        <w:tc>
-          <w:tcPr/>
-          <w:p>
-            <w:pPr>
-              <w:pStyle w:val="Compact"/>
-            </w:pPr>
-            <w:r>
-              <w:t xml:space="preserve">58766</w:t>
+              <w:t xml:space="preserve">Incendios_PY (Ignición Base M2)</w:t>
+            </w:r>
+          </w:p>
+        </w:tc>
+        <w:tc>
+          <w:tcPr/>
+          <w:p>
+            <w:pPr>
+              <w:pStyle w:val="Compact"/>
+            </w:pPr>
+            <w:r>
+              <w:t xml:space="preserve">0.7406</w:t>
+            </w:r>
+          </w:p>
+        </w:tc>
+        <w:tc>
+          <w:tcPr/>
+          <w:p>
+            <w:pPr>
+              <w:pStyle w:val="Compact"/>
+            </w:pPr>
+            <w:r>
+              <w:t xml:space="preserve">0.2146</w:t>
+            </w:r>
+          </w:p>
+        </w:tc>
+        <w:tc>
+          <w:tcPr/>
+          <w:p>
+            <w:pPr>
+              <w:pStyle w:val="Compact"/>
+            </w:pPr>
+            <w:r>
+              <w:t xml:space="preserve">0.0774</w:t>
+            </w:r>
+          </w:p>
+        </w:tc>
+        <w:tc>
+          <w:tcPr/>
+          <w:p>
+            <w:pPr>
+              <w:pStyle w:val="Compact"/>
+            </w:pPr>
+            <w:r>
+              <w:t xml:space="preserve">0.0640</w:t>
+            </w:r>
+          </w:p>
+        </w:tc>
+        <w:tc>
+          <w:tcPr/>
+          <w:p>
+            <w:pPr>
+              <w:pStyle w:val="Compact"/>
+            </w:pPr>
+            <w:r>
+              <w:t xml:space="preserve">0.0070</w:t>
+            </w:r>
+          </w:p>
+        </w:tc>
+        <w:tc>
+          <w:tcPr/>
+          <w:p>
+            <w:pPr>
+              <w:pStyle w:val="Compact"/>
+            </w:pPr>
+            <w:r>
+              <w:t xml:space="preserve">0.1983</w:t>
+            </w:r>
+          </w:p>
+        </w:tc>
+        <w:tc>
+          <w:tcPr/>
+          <w:p>
+            <w:pPr>
+              <w:pStyle w:val="Compact"/>
+            </w:pPr>
+            <w:r>
+              <w:t xml:space="preserve">0.2610</w:t>
+            </w:r>
+          </w:p>
+        </w:tc>
+        <w:tc>
+          <w:tcPr/>
+          <w:p>
+            <w:pPr>
+              <w:pStyle w:val="Compact"/>
+            </w:pPr>
+            <w:r>
+              <w:t xml:space="preserve">0.1958</w:t>
+            </w:r>
+          </w:p>
+        </w:tc>
+        <w:tc>
+          <w:tcPr/>
+          <w:p>
+            <w:pPr>
+              <w:pStyle w:val="Compact"/>
+            </w:pPr>
+            <w:r>
+              <w:t xml:space="preserve">0.2447</w:t>
+            </w:r>
+          </w:p>
+        </w:tc>
+        <w:tc>
+          <w:tcPr/>
+          <w:p>
+            <w:pPr>
+              <w:pStyle w:val="Compact"/>
+            </w:pPr>
+            <w:r>
+              <w:t xml:space="preserve">10075</w:t>
             </w:r>
           </w:p>
         </w:tc>
@@ -15823,6 +15823,151 @@
               <w:pStyle w:val="Compact"/>
             </w:pPr>
             <w:r>
+              <w:t xml:space="preserve">Canadian FWI completo</w:t>
+            </w:r>
+          </w:p>
+        </w:tc>
+        <w:tc>
+          <w:tcPr/>
+          <w:p>
+            <w:pPr>
+              <w:pStyle w:val="Compact"/>
+            </w:pPr>
+            <w:r>
+              <w:t xml:space="preserve">0.5564</w:t>
+            </w:r>
+          </w:p>
+        </w:tc>
+        <w:tc>
+          <w:tcPr/>
+          <w:p>
+            <w:pPr>
+              <w:pStyle w:val="Compact"/>
+            </w:pPr>
+            <w:r>
+              <w:t xml:space="preserve">0.1061</w:t>
+            </w:r>
+          </w:p>
+        </w:tc>
+        <w:tc>
+          <w:tcPr/>
+          <w:p>
+            <w:pPr>
+              <w:pStyle w:val="Compact"/>
+            </w:pPr>
+            <w:r>
+              <w:t xml:space="preserve">—</w:t>
+            </w:r>
+          </w:p>
+        </w:tc>
+        <w:tc>
+          <w:tcPr/>
+          <w:p>
+            <w:pPr>
+              <w:pStyle w:val="Compact"/>
+            </w:pPr>
+            <w:r>
+              <w:t xml:space="preserve">—</w:t>
+            </w:r>
+          </w:p>
+        </w:tc>
+        <w:tc>
+          <w:tcPr/>
+          <w:p>
+            <w:pPr>
+              <w:pStyle w:val="Compact"/>
+            </w:pPr>
+            <w:r>
+              <w:t xml:space="preserve">—</w:t>
+            </w:r>
+          </w:p>
+        </w:tc>
+        <w:tc>
+          <w:tcPr/>
+          <w:p>
+            <w:pPr>
+              <w:pStyle w:val="Compact"/>
+            </w:pPr>
+            <w:r>
+              <w:t xml:space="preserve">2.1509</w:t>
+            </w:r>
+          </w:p>
+        </w:tc>
+        <w:tc>
+          <w:tcPr/>
+          <w:p>
+            <w:pPr>
+              <w:pStyle w:val="Compact"/>
+            </w:pPr>
+            <w:r>
+              <w:t xml:space="preserve">0.1076</w:t>
+            </w:r>
+          </w:p>
+        </w:tc>
+        <w:tc>
+          <w:tcPr/>
+          <w:p>
+            <w:pPr>
+              <w:pStyle w:val="Compact"/>
+            </w:pPr>
+            <w:r>
+              <w:t xml:space="preserve">0.3899</w:t>
+            </w:r>
+          </w:p>
+        </w:tc>
+        <w:tc>
+          <w:tcPr/>
+          <w:p>
+            <w:pPr>
+              <w:pStyle w:val="Compact"/>
+            </w:pPr>
+            <w:r>
+              <w:t xml:space="preserve">0.1258</w:t>
+            </w:r>
+          </w:p>
+        </w:tc>
+        <w:tc>
+          <w:tcPr/>
+          <w:p>
+            <w:pPr>
+              <w:pStyle w:val="Compact"/>
+            </w:pPr>
+            <w:r>
+              <w:t xml:space="preserve">58766</w:t>
+            </w:r>
+          </w:p>
+        </w:tc>
+      </w:tr>
+      <w:tr>
+        <w:tc>
+          <w:tcPr/>
+          <w:p>
+            <w:pPr>
+              <w:pStyle w:val="Compact"/>
+            </w:pPr>
+            <w:r>
+              <w:t xml:space="preserve">Oriental</w:t>
+            </w:r>
+          </w:p>
+        </w:tc>
+        <w:tc>
+          <w:tcPr/>
+          <w:p>
+            <w:pPr>
+              <w:pStyle w:val="Compact"/>
+            </w:pPr>
+            <w:r>
+              <w:t xml:space="preserve">ignicion</w:t>
+            </w:r>
+          </w:p>
+        </w:tc>
+        <w:tc>
+          <w:tcPr/>
+          <w:p>
+            <w:pPr>
+              <w:pStyle w:val="Compact"/>
+            </w:pPr>
+            <w:r>
               <w:t xml:space="preserve">INPE Risco de Fogo</w:t>
             </w:r>
           </w:p>
@@ -15934,6 +16079,151 @@
             </w:pPr>
             <w:r>
               <w:t xml:space="preserve">141802</w:t>
+            </w:r>
+          </w:p>
+        </w:tc>
+      </w:tr>
+      <w:tr>
+        <w:tc>
+          <w:tcPr/>
+          <w:p>
+            <w:pPr>
+              <w:pStyle w:val="Compact"/>
+            </w:pPr>
+            <w:r>
+              <w:t xml:space="preserve">Oriental</w:t>
+            </w:r>
+          </w:p>
+        </w:tc>
+        <w:tc>
+          <w:tcPr/>
+          <w:p>
+            <w:pPr>
+              <w:pStyle w:val="Compact"/>
+            </w:pPr>
+            <w:r>
+              <w:t xml:space="preserve">ignicion</w:t>
+            </w:r>
+          </w:p>
+        </w:tc>
+        <w:tc>
+          <w:tcPr/>
+          <w:p>
+            <w:pPr>
+              <w:pStyle w:val="Compact"/>
+            </w:pPr>
+            <w:r>
+              <w:t xml:space="preserve">Weather-only GBT</w:t>
+            </w:r>
+          </w:p>
+        </w:tc>
+        <w:tc>
+          <w:tcPr/>
+          <w:p>
+            <w:pPr>
+              <w:pStyle w:val="Compact"/>
+            </w:pPr>
+            <w:r>
+              <w:t xml:space="preserve">0.5645</w:t>
+            </w:r>
+          </w:p>
+        </w:tc>
+        <w:tc>
+          <w:tcPr/>
+          <w:p>
+            <w:pPr>
+              <w:pStyle w:val="Compact"/>
+            </w:pPr>
+            <w:r>
+              <w:t xml:space="preserve">0.1077</w:t>
+            </w:r>
+          </w:p>
+        </w:tc>
+        <w:tc>
+          <w:tcPr/>
+          <w:p>
+            <w:pPr>
+              <w:pStyle w:val="Compact"/>
+            </w:pPr>
+            <w:r>
+              <w:t xml:space="preserve">0.0823</w:t>
+            </w:r>
+          </w:p>
+        </w:tc>
+        <w:tc>
+          <w:tcPr/>
+          <w:p>
+            <w:pPr>
+              <w:pStyle w:val="Compact"/>
+            </w:pPr>
+            <w:r>
+              <w:t xml:space="preserve">0.0042</w:t>
+            </w:r>
+          </w:p>
+        </w:tc>
+        <w:tc>
+          <w:tcPr/>
+          <w:p>
+            <w:pPr>
+              <w:pStyle w:val="Compact"/>
+            </w:pPr>
+            <w:r>
+              <w:t xml:space="preserve">0.0013</w:t>
+            </w:r>
+          </w:p>
+        </w:tc>
+        <w:tc>
+          <w:tcPr/>
+          <w:p>
+            <w:pPr>
+              <w:pStyle w:val="Compact"/>
+            </w:pPr>
+            <w:r>
+              <w:t xml:space="preserve">0.0975</w:t>
+            </w:r>
+          </w:p>
+        </w:tc>
+        <w:tc>
+          <w:tcPr/>
+          <w:p>
+            <w:pPr>
+              <w:pStyle w:val="Compact"/>
+            </w:pPr>
+            <w:r>
+              <w:t xml:space="preserve">0.1108</w:t>
+            </w:r>
+          </w:p>
+        </w:tc>
+        <w:tc>
+          <w:tcPr/>
+          <w:p>
+            <w:pPr>
+              <w:pStyle w:val="Compact"/>
+            </w:pPr>
+            <w:r>
+              <w:t xml:space="preserve">0.4244</w:t>
+            </w:r>
+          </w:p>
+        </w:tc>
+        <w:tc>
+          <w:tcPr/>
+          <w:p>
+            <w:pPr>
+              <w:pStyle w:val="Compact"/>
+            </w:pPr>
+            <w:r>
+              <w:t xml:space="preserve">0.1300</w:t>
+            </w:r>
+          </w:p>
+        </w:tc>
+        <w:tc>
+          <w:tcPr/>
+          <w:p>
+            <w:pPr>
+              <w:pStyle w:val="Compact"/>
+            </w:pPr>
+            <w:r>
+              <w:t xml:space="preserve">61905</w:t>
             </w:r>
           </w:p>
         </w:tc>
@@ -37524,6 +37814,579 @@
       </w:r>
       <w:r>
         <w:t xml:space="preserve">. La fila 25 km/10 d reproduce la misma muestra y features que las particiones principales; su pequeña diferencia con la Tabla 10 refleja el reentrenamiento dentro de este arnés, no un target o muestra distintos. M3 superó a M2 en las 18 comparaciones región × evaluación (ΔROC +0.004 a +0.016). La ventana de 7 días tuvo el mayor ROC-AUC en cada par región × radio, y el efecto del radio fue pequeño: 35 km fue ligeramente mejor en Chaco y 25 km en Oriental. El ranking y la conclusión de D2 son estables.</w:t>
+      </w:r>
+    </w:p>
+    <w:p>
+      <w:pPr>
+        <w:pStyle w:val="BodyText"/>
+      </w:pPr>
+      <w:r>
+        <w:rPr>
+          <w:b/>
+          <w:bCs/>
+        </w:rPr>
+        <w:t xml:space="preserve">Tabla S21.</w:t>
+      </w:r>
+      <w:r>
+        <w:t xml:space="preserve"> </w:t>
+      </w:r>
+      <w:r>
+        <w:t xml:space="preserve">Línea base GBT solo meteorología en el test retrospectivo 2024–2025. El modelo usa el mismo aprendiz, capacidad, restricciones monótonas y calibración de Platt monótona que M1/M2/M3, pero solo el conjunto de información disponible para el FWI canadiense.</w:t>
+      </w:r>
+    </w:p>
+    <w:tbl>
+      <w:tblPr>
+        <w:tblStyle w:val="Table"/>
+        <w:tblW w:type="pct" w:w="5000"/>
+        <w:tblLayout w:type="fixed"/>
+        <w:tblLook w:firstRow="1" w:lastRow="0" w:firstColumn="0" w:lastColumn="0" w:noHBand="0" w:noVBand="0" w:val="0020"/>
+      </w:tblPr>
+      <w:tblGrid>
+        <w:gridCol w:w="660"/>
+        <w:gridCol w:w="660"/>
+        <w:gridCol w:w="660"/>
+        <w:gridCol w:w="660"/>
+        <w:gridCol w:w="660"/>
+        <w:gridCol w:w="660"/>
+        <w:gridCol w:w="660"/>
+        <w:gridCol w:w="660"/>
+        <w:gridCol w:w="660"/>
+        <w:gridCol w:w="660"/>
+        <w:gridCol w:w="660"/>
+        <w:gridCol w:w="660"/>
+      </w:tblGrid>
+      <w:tr>
+        <w:trPr>
+          <w:tblHeader w:val="on"/>
+        </w:trPr>
+        <w:tc>
+          <w:tcPr/>
+          <w:p>
+            <w:pPr>
+              <w:pStyle w:val="Compact"/>
+            </w:pPr>
+            <w:r>
+              <w:t xml:space="preserve">Region</w:t>
+            </w:r>
+          </w:p>
+        </w:tc>
+        <w:tc>
+          <w:tcPr/>
+          <w:p>
+            <w:pPr>
+              <w:pStyle w:val="Compact"/>
+            </w:pPr>
+            <w:r>
+              <w:t xml:space="preserve">ROC-AUC [95 % CI]</w:t>
+            </w:r>
+          </w:p>
+        </w:tc>
+        <w:tc>
+          <w:tcPr/>
+          <w:p>
+            <w:pPr>
+              <w:pStyle w:val="Compact"/>
+            </w:pPr>
+            <w:r>
+              <w:t xml:space="preserve">PR-AUC</w:t>
+            </w:r>
+          </w:p>
+        </w:tc>
+        <w:tc>
+          <w:tcPr/>
+          <w:p>
+            <w:pPr>
+              <w:pStyle w:val="Compact"/>
+            </w:pPr>
+            <w:r>
+              <w:t xml:space="preserve">Brier</w:t>
+            </w:r>
+          </w:p>
+        </w:tc>
+        <w:tc>
+          <w:tcPr/>
+          <w:p>
+            <w:pPr>
+              <w:pStyle w:val="Compact"/>
+            </w:pPr>
+            <w:r>
+              <w:t xml:space="preserve">BSS</w:t>
+            </w:r>
+          </w:p>
+        </w:tc>
+        <w:tc>
+          <w:tcPr/>
+          <w:p>
+            <w:pPr>
+              <w:pStyle w:val="Compact"/>
+            </w:pPr>
+            <w:r>
+              <w:t xml:space="preserve">ECE</w:t>
+            </w:r>
+          </w:p>
+        </w:tc>
+        <w:tc>
+          <w:tcPr/>
+          <w:p>
+            <w:pPr>
+              <w:pStyle w:val="Compact"/>
+            </w:pPr>
+            <w:r>
+              <w:t xml:space="preserve">Cutoff</w:t>
+            </w:r>
+          </w:p>
+        </w:tc>
+        <w:tc>
+          <w:tcPr/>
+          <w:p>
+            <w:pPr>
+              <w:pStyle w:val="Compact"/>
+            </w:pPr>
+            <w:r>
+              <w:t xml:space="preserve">Precision</w:t>
+            </w:r>
+          </w:p>
+        </w:tc>
+        <w:tc>
+          <w:tcPr/>
+          <w:p>
+            <w:pPr>
+              <w:pStyle w:val="Compact"/>
+            </w:pPr>
+            <w:r>
+              <w:t xml:space="preserve">Recall</w:t>
+            </w:r>
+          </w:p>
+        </w:tc>
+        <w:tc>
+          <w:tcPr/>
+          <w:p>
+            <w:pPr>
+              <w:pStyle w:val="Compact"/>
+            </w:pPr>
+            <w:r>
+              <w:t xml:space="preserve">F0.5</w:t>
+            </w:r>
+          </w:p>
+        </w:tc>
+        <w:tc>
+          <w:tcPr/>
+          <w:p>
+            <w:pPr>
+              <w:pStyle w:val="Compact"/>
+            </w:pPr>
+            <w:r>
+              <w:t xml:space="preserve">FP</w:t>
+            </w:r>
+          </w:p>
+        </w:tc>
+        <w:tc>
+          <w:tcPr/>
+          <w:p>
+            <w:pPr>
+              <w:pStyle w:val="Compact"/>
+            </w:pPr>
+            <w:r>
+              <w:t xml:space="preserve">ΔROC vs M3 (p)</w:t>
+            </w:r>
+          </w:p>
+        </w:tc>
+      </w:tr>
+      <w:tr>
+        <w:tc>
+          <w:tcPr/>
+          <w:p>
+            <w:pPr>
+              <w:pStyle w:val="Compact"/>
+            </w:pPr>
+            <w:r>
+              <w:t xml:space="preserve">Chaco</w:t>
+            </w:r>
+          </w:p>
+        </w:tc>
+        <w:tc>
+          <w:tcPr/>
+          <w:p>
+            <w:pPr>
+              <w:pStyle w:val="Compact"/>
+            </w:pPr>
+            <w:r>
+              <w:t xml:space="preserve">0.5512 [0.542–0.560]</w:t>
+            </w:r>
+          </w:p>
+        </w:tc>
+        <w:tc>
+          <w:tcPr/>
+          <w:p>
+            <w:pPr>
+              <w:pStyle w:val="Compact"/>
+            </w:pPr>
+            <w:r>
+              <w:t xml:space="preserve">0.1071</w:t>
+            </w:r>
+          </w:p>
+        </w:tc>
+        <w:tc>
+          <w:tcPr/>
+          <w:p>
+            <w:pPr>
+              <w:pStyle w:val="Compact"/>
+            </w:pPr>
+            <w:r>
+              <w:t xml:space="preserve">0.0824</w:t>
+            </w:r>
+          </w:p>
+        </w:tc>
+        <w:tc>
+          <w:tcPr/>
+          <w:p>
+            <w:pPr>
+              <w:pStyle w:val="Compact"/>
+            </w:pPr>
+            <w:r>
+              <w:t xml:space="preserve">0.0025</w:t>
+            </w:r>
+          </w:p>
+        </w:tc>
+        <w:tc>
+          <w:tcPr/>
+          <w:p>
+            <w:pPr>
+              <w:pStyle w:val="Compact"/>
+            </w:pPr>
+            <w:r>
+              <w:t xml:space="preserve">0.0013</w:t>
+            </w:r>
+          </w:p>
+        </w:tc>
+        <w:tc>
+          <w:tcPr/>
+          <w:p>
+            <w:pPr>
+              <w:pStyle w:val="Compact"/>
+            </w:pPr>
+            <w:r>
+              <w:t xml:space="preserve">0.1020</w:t>
+            </w:r>
+          </w:p>
+        </w:tc>
+        <w:tc>
+          <w:tcPr/>
+          <w:p>
+            <w:pPr>
+              <w:pStyle w:val="Compact"/>
+            </w:pPr>
+            <w:r>
+              <w:t xml:space="preserve">0.1143</w:t>
+            </w:r>
+          </w:p>
+        </w:tc>
+        <w:tc>
+          <w:tcPr/>
+          <w:p>
+            <w:pPr>
+              <w:pStyle w:val="Compact"/>
+            </w:pPr>
+            <w:r>
+              <w:t xml:space="preserve">0.1932</w:t>
+            </w:r>
+          </w:p>
+        </w:tc>
+        <w:tc>
+          <w:tcPr/>
+          <w:p>
+            <w:pPr>
+              <w:pStyle w:val="Compact"/>
+            </w:pPr>
+            <w:r>
+              <w:t xml:space="preserve">0.1245</w:t>
+            </w:r>
+          </w:p>
+        </w:tc>
+        <w:tc>
+          <w:tcPr/>
+          <w:p>
+            <w:pPr>
+              <w:pStyle w:val="Compact"/>
+            </w:pPr>
+            <w:r>
+              <w:t xml:space="preserve">24036</w:t>
+            </w:r>
+          </w:p>
+        </w:tc>
+        <w:tc>
+          <w:tcPr/>
+          <w:p>
+            <w:pPr>
+              <w:pStyle w:val="Compact"/>
+            </w:pPr>
+            <w:r>
+              <w:t xml:space="preserve">+0.2509 (≤0.001)</w:t>
+            </w:r>
+          </w:p>
+        </w:tc>
+      </w:tr>
+      <w:tr>
+        <w:tc>
+          <w:tcPr/>
+          <w:p>
+            <w:pPr>
+              <w:pStyle w:val="Compact"/>
+            </w:pPr>
+            <w:r>
+              <w:t xml:space="preserve">Oriental</w:t>
+            </w:r>
+          </w:p>
+        </w:tc>
+        <w:tc>
+          <w:tcPr/>
+          <w:p>
+            <w:pPr>
+              <w:pStyle w:val="Compact"/>
+            </w:pPr>
+            <w:r>
+              <w:t xml:space="preserve">0.5645 [0.556–0.575]</w:t>
+            </w:r>
+          </w:p>
+        </w:tc>
+        <w:tc>
+          <w:tcPr/>
+          <w:p>
+            <w:pPr>
+              <w:pStyle w:val="Compact"/>
+            </w:pPr>
+            <w:r>
+              <w:t xml:space="preserve">0.1077</w:t>
+            </w:r>
+          </w:p>
+        </w:tc>
+        <w:tc>
+          <w:tcPr/>
+          <w:p>
+            <w:pPr>
+              <w:pStyle w:val="Compact"/>
+            </w:pPr>
+            <w:r>
+              <w:t xml:space="preserve">0.0823</w:t>
+            </w:r>
+          </w:p>
+        </w:tc>
+        <w:tc>
+          <w:tcPr/>
+          <w:p>
+            <w:pPr>
+              <w:pStyle w:val="Compact"/>
+            </w:pPr>
+            <w:r>
+              <w:t xml:space="preserve">0.0042</w:t>
+            </w:r>
+          </w:p>
+        </w:tc>
+        <w:tc>
+          <w:tcPr/>
+          <w:p>
+            <w:pPr>
+              <w:pStyle w:val="Compact"/>
+            </w:pPr>
+            <w:r>
+              <w:t xml:space="preserve">0.0013</w:t>
+            </w:r>
+          </w:p>
+        </w:tc>
+        <w:tc>
+          <w:tcPr/>
+          <w:p>
+            <w:pPr>
+              <w:pStyle w:val="Compact"/>
+            </w:pPr>
+            <w:r>
+              <w:t xml:space="preserve">0.0975</w:t>
+            </w:r>
+          </w:p>
+        </w:tc>
+        <w:tc>
+          <w:tcPr/>
+          <w:p>
+            <w:pPr>
+              <w:pStyle w:val="Compact"/>
+            </w:pPr>
+            <w:r>
+              <w:t xml:space="preserve">0.1108</w:t>
+            </w:r>
+          </w:p>
+        </w:tc>
+        <w:tc>
+          <w:tcPr/>
+          <w:p>
+            <w:pPr>
+              <w:pStyle w:val="Compact"/>
+            </w:pPr>
+            <w:r>
+              <w:t xml:space="preserve">0.4244</w:t>
+            </w:r>
+          </w:p>
+        </w:tc>
+        <w:tc>
+          <w:tcPr/>
+          <w:p>
+            <w:pPr>
+              <w:pStyle w:val="Compact"/>
+            </w:pPr>
+            <w:r>
+              <w:t xml:space="preserve">0.1300</w:t>
+            </w:r>
+          </w:p>
+        </w:tc>
+        <w:tc>
+          <w:tcPr/>
+          <w:p>
+            <w:pPr>
+              <w:pStyle w:val="Compact"/>
+            </w:pPr>
+            <w:r>
+              <w:t xml:space="preserve">61905</w:t>
+            </w:r>
+          </w:p>
+        </w:tc>
+        <w:tc>
+          <w:tcPr/>
+          <w:p>
+            <w:pPr>
+              <w:pStyle w:val="Compact"/>
+            </w:pPr>
+            <w:r>
+              <w:t xml:space="preserve">+0.1889 (≤0.001)</w:t>
+            </w:r>
+          </w:p>
+        </w:tc>
+      </w:tr>
+    </w:tbl>
+    <w:p>
+      <w:pPr>
+        <w:pStyle w:val="BodyText"/>
+      </w:pPr>
+      <w:r>
+        <w:t xml:space="preserve">Variables (9):</w:t>
+      </w:r>
+      <w:r>
+        <w:t xml:space="preserve"> </w:t>
+      </w:r>
+      <w:r>
+        <w:rPr>
+          <w:rStyle w:val="VerbatimChar"/>
+        </w:rPr>
+        <w:t xml:space="preserve">temp_max_c</w:t>
+      </w:r>
+      <w:r>
+        <w:t xml:space="preserve">,</w:t>
+      </w:r>
+      <w:r>
+        <w:t xml:space="preserve"> </w:t>
+      </w:r>
+      <w:r>
+        <w:rPr>
+          <w:rStyle w:val="VerbatimChar"/>
+        </w:rPr>
+        <w:t xml:space="preserve">temp_min_c</w:t>
+      </w:r>
+      <w:r>
+        <w:t xml:space="preserve">,</w:t>
+      </w:r>
+      <w:r>
+        <w:t xml:space="preserve"> </w:t>
+      </w:r>
+      <w:r>
+        <w:rPr>
+          <w:rStyle w:val="VerbatimChar"/>
+        </w:rPr>
+        <w:t xml:space="preserve">vpd_max_kpa</w:t>
+      </w:r>
+      <w:r>
+        <w:t xml:space="preserve">,</w:t>
+      </w:r>
+      <w:r>
+        <w:t xml:space="preserve"> </w:t>
+      </w:r>
+      <w:r>
+        <w:rPr>
+          <w:rStyle w:val="VerbatimChar"/>
+        </w:rPr>
+        <w:t xml:space="preserve">viento_max_kmh</w:t>
+      </w:r>
+      <w:r>
+        <w:t xml:space="preserve">,</w:t>
+      </w:r>
+      <w:r>
+        <w:t xml:space="preserve"> </w:t>
+      </w:r>
+      <w:r>
+        <w:rPr>
+          <w:rStyle w:val="VerbatimChar"/>
+        </w:rPr>
+        <w:t xml:space="preserve">precipitacion_mm</w:t>
+      </w:r>
+      <w:r>
+        <w:t xml:space="preserve">,</w:t>
+      </w:r>
+      <w:r>
+        <w:t xml:space="preserve"> </w:t>
+      </w:r>
+      <w:r>
+        <w:rPr>
+          <w:rStyle w:val="VerbatimChar"/>
+        </w:rPr>
+        <w:t xml:space="preserve">precipitacion_48h_mm</w:t>
+      </w:r>
+      <w:r>
+        <w:t xml:space="preserve">,</w:t>
+      </w:r>
+      <w:r>
+        <w:t xml:space="preserve"> </w:t>
+      </w:r>
+      <w:r>
+        <w:rPr>
+          <w:rStyle w:val="VerbatimChar"/>
+        </w:rPr>
+        <w:t xml:space="preserve">dias_secos_consecutivos</w:t>
+      </w:r>
+      <w:r>
+        <w:t xml:space="preserve">,</w:t>
+      </w:r>
+      <w:r>
+        <w:t xml:space="preserve"> </w:t>
+      </w:r>
+      <w:r>
+        <w:rPr>
+          <w:rStyle w:val="VerbatimChar"/>
+        </w:rPr>
+        <w:t xml:space="preserve">ffmc</w:t>
+      </w:r>
+      <w:r>
+        <w:t xml:space="preserve">,</w:t>
+      </w:r>
+      <w:r>
+        <w:t xml:space="preserve"> </w:t>
+      </w:r>
+      <w:r>
+        <w:rPr>
+          <w:rStyle w:val="VerbatimChar"/>
+        </w:rPr>
+        <w:t xml:space="preserve">isi</w:t>
+      </w:r>
+      <w:r>
+        <w:t xml:space="preserve">. El BSS es relativo a la prevalencia de entrenamiento 2018–2022. ΔROC es M3 menos el GBT solo meteorología, con bootstrap pareado agrupado por fecha (B = 1 000). La tabla legible por máquina está en</w:t>
+      </w:r>
+      <w:r>
+        <w:t xml:space="preserve"> </w:t>
+      </w:r>
+      <w:r>
+        <w:rPr>
+          <w:rStyle w:val="VerbatimChar"/>
+        </w:rPr>
+        <w:t xml:space="preserve">tablas/tablaS21_benchmark_weather_only.csv</w:t>
+      </w:r>
+      <w:r>
+        <w:t xml:space="preserve">.</w:t>
       </w:r>
     </w:p>
     <w:bookmarkEnd w:id="24"/>

--- a/entregables/es/material_suplementario_es.docx
+++ b/entregables/es/material_suplementario_es.docx
@@ -2166,7 +2166,7 @@
         <w:pStyle w:val="BodyText"/>
       </w:pPr>
       <w:r>
-        <w:t xml:space="preserve">El bootstrap remuestrea por fecha, no por fila, porque la actividad diaria de incendios está fuertemente agrupada. Se retienen todas las celdas de una fecha muestreada; esto preserva la dependencia intradía. El holdout espacial elimina un bloque completo de 50 km más un buffer de 20 km, recalcula los priors históricos sin los incendios retenidos y evalúa tanto celdas retenidas como no retenidas. Las métricas principales son ROC-AUC y PR-AUC; también se reportan Brier score, error de calibración esperado, precisión, recall, F0.5 y falsos positivos. Los intervalos de AUC usan 500 réplicas bootstrap agrupadas; las diferencias pareadas usan 1 000. Como se hacen cuatro comparaciones principales frente a FWI e INPE, las afirmaciones de significancia son un resultado de cribado conservador, no una inferencia ajustada por multiplicidad. La resolución del bootstrap es 0.001.</w:t>
+        <w:t xml:space="preserve">El bootstrap remuestrea por fecha, no por fila, porque la actividad diaria de incendios está fuertemente agrupada. Se retienen todas las celdas de una fecha muestreada; esto preserva la dependencia intradía. El holdout espacial elimina un bloque completo de 50 km más un buffer de 20 km, recalcula los priors históricos sin los incendios retenidos y evalúa tanto celdas retenidas como no retenidas. Las métricas principales son ROC-AUC y PR-AUC; también se reportan Brier score, error de calibración esperado, precisión, recall, F0.5 y falsos positivos. Los intervalos de AUC usan 500 réplicas bootstrap agrupadas; las diferencias pareadas usan 1 000. Las seis comparaciones confirmatorias se corrigen con Holm–Bonferroni y Benjamini–Hochberg; todas siguen siendo significativas con α = 0.05. La resolución del bootstrap es 0.001, por lo que los valores ajustados en el piso son cotas superiores.</w:t>
       </w:r>
     </w:p>
     <w:p>
@@ -9885,7 +9885,7 @@
         <w:t xml:space="preserve"> </w:t>
       </w:r>
       <w:r>
-        <w:t xml:space="preserve">Diferencias pareadas de ROC-AUC frente a FWI e INPE, agrupadas por fecha (test retrospectivo 2024–2025).</w:t>
+        <w:t xml:space="preserve">Diferencias pareadas de ROC-AUC para las seis comparaciones confirmatorias (cuatro frente a FWI/INPE y dos M3−M2), agrupadas por fecha (test retrospectivo 2024–2025). Se reportan los valores p ajustados por Holm–Bonferroni y Benjamini–Hochberg.</w:t>
       </w:r>
     </w:p>
     <w:tbl>
@@ -9896,12 +9896,14 @@
         <w:tblLook w:firstRow="1" w:lastRow="0" w:firstColumn="0" w:lastColumn="0" w:noHBand="0" w:noVBand="0" w:val="0020"/>
       </w:tblPr>
       <w:tblGrid>
-        <w:gridCol w:w="1320"/>
-        <w:gridCol w:w="1320"/>
-        <w:gridCol w:w="1320"/>
-        <w:gridCol w:w="1320"/>
-        <w:gridCol w:w="1320"/>
-        <w:gridCol w:w="1320"/>
+        <w:gridCol w:w="990"/>
+        <w:gridCol w:w="990"/>
+        <w:gridCol w:w="990"/>
+        <w:gridCol w:w="990"/>
+        <w:gridCol w:w="990"/>
+        <w:gridCol w:w="990"/>
+        <w:gridCol w:w="990"/>
+        <w:gridCol w:w="990"/>
       </w:tblGrid>
       <w:tr>
         <w:trPr>
@@ -9958,18 +9960,40 @@
               <w:pStyle w:val="Compact"/>
             </w:pPr>
             <w:r>
-              <w:t xml:space="preserve">p value</w:t>
-            </w:r>
-          </w:p>
-        </w:tc>
-        <w:tc>
-          <w:tcPr/>
-          <w:p>
-            <w:pPr>
-              <w:pStyle w:val="Compact"/>
-            </w:pPr>
-            <w:r>
-              <w:t xml:space="preserve">Bootstrap replicates</w:t>
+              <w:t xml:space="preserve">p raw</w:t>
+            </w:r>
+          </w:p>
+        </w:tc>
+        <w:tc>
+          <w:tcPr/>
+          <w:p>
+            <w:pPr>
+              <w:pStyle w:val="Compact"/>
+            </w:pPr>
+            <w:r>
+              <w:t xml:space="preserve">p Holm</w:t>
+            </w:r>
+          </w:p>
+        </w:tc>
+        <w:tc>
+          <w:tcPr/>
+          <w:p>
+            <w:pPr>
+              <w:pStyle w:val="Compact"/>
+            </w:pPr>
+            <w:r>
+              <w:t xml:space="preserve">p BH</w:t>
+            </w:r>
+          </w:p>
+        </w:tc>
+        <w:tc>
+          <w:tcPr/>
+          <w:p>
+            <w:pPr>
+              <w:pStyle w:val="Compact"/>
+            </w:pPr>
+            <w:r>
+              <w:t xml:space="preserve">B</w:t>
             </w:r>
           </w:p>
         </w:tc>
@@ -10026,7 +10050,29 @@
               <w:pStyle w:val="Compact"/>
             </w:pPr>
             <w:r>
-              <w:t xml:space="preserve">0.001</w:t>
+              <w:t xml:space="preserve">≤0.001</w:t>
+            </w:r>
+          </w:p>
+        </w:tc>
+        <w:tc>
+          <w:tcPr/>
+          <w:p>
+            <w:pPr>
+              <w:pStyle w:val="Compact"/>
+            </w:pPr>
+            <w:r>
+              <w:t xml:space="preserve">0.0060</w:t>
+            </w:r>
+          </w:p>
+        </w:tc>
+        <w:tc>
+          <w:tcPr/>
+          <w:p>
+            <w:pPr>
+              <w:pStyle w:val="Compact"/>
+            </w:pPr>
+            <w:r>
+              <w:t xml:space="preserve">0.0010</w:t>
             </w:r>
           </w:p>
         </w:tc>
@@ -10094,7 +10140,29 @@
               <w:pStyle w:val="Compact"/>
             </w:pPr>
             <w:r>
-              <w:t xml:space="preserve">0.001</w:t>
+              <w:t xml:space="preserve">≤0.001</w:t>
+            </w:r>
+          </w:p>
+        </w:tc>
+        <w:tc>
+          <w:tcPr/>
+          <w:p>
+            <w:pPr>
+              <w:pStyle w:val="Compact"/>
+            </w:pPr>
+            <w:r>
+              <w:t xml:space="preserve">0.0060</w:t>
+            </w:r>
+          </w:p>
+        </w:tc>
+        <w:tc>
+          <w:tcPr/>
+          <w:p>
+            <w:pPr>
+              <w:pStyle w:val="Compact"/>
+            </w:pPr>
+            <w:r>
+              <w:t xml:space="preserve">0.0010</w:t>
             </w:r>
           </w:p>
         </w:tc>
@@ -10118,7 +10186,7 @@
               <w:pStyle w:val="Compact"/>
             </w:pPr>
             <w:r>
-              <w:t xml:space="preserve">Chaco</w:t>
+              <w:t xml:space="preserve">Oriental</w:t>
             </w:r>
           </w:p>
         </w:tc>
@@ -10140,29 +10208,51 @@
               <w:pStyle w:val="Compact"/>
             </w:pPr>
             <w:r>
-              <w:t xml:space="preserve">Incendios_PY (Ignición Híbrida M3) vs Canadian FWI completo</w:t>
-            </w:r>
-          </w:p>
-        </w:tc>
-        <w:tc>
-          <w:tcPr/>
-          <w:p>
-            <w:pPr>
-              <w:pStyle w:val="Compact"/>
-            </w:pPr>
-            <w:r>
-              <w:t xml:space="preserve">0.2848</w:t>
-            </w:r>
-          </w:p>
-        </w:tc>
-        <w:tc>
-          <w:tcPr/>
-          <w:p>
-            <w:pPr>
-              <w:pStyle w:val="Compact"/>
-            </w:pPr>
-            <w:r>
-              <w:t xml:space="preserve">0.001</w:t>
+              <w:t xml:space="preserve">Incendios_PY (Ignición Híbrida M3) vs Incendios_PY (Ignición Base M2)</w:t>
+            </w:r>
+          </w:p>
+        </w:tc>
+        <w:tc>
+          <w:tcPr/>
+          <w:p>
+            <w:pPr>
+              <w:pStyle w:val="Compact"/>
+            </w:pPr>
+            <w:r>
+              <w:t xml:space="preserve">0.0128</w:t>
+            </w:r>
+          </w:p>
+        </w:tc>
+        <w:tc>
+          <w:tcPr/>
+          <w:p>
+            <w:pPr>
+              <w:pStyle w:val="Compact"/>
+            </w:pPr>
+            <w:r>
+              <w:t xml:space="preserve">≤0.001</w:t>
+            </w:r>
+          </w:p>
+        </w:tc>
+        <w:tc>
+          <w:tcPr/>
+          <w:p>
+            <w:pPr>
+              <w:pStyle w:val="Compact"/>
+            </w:pPr>
+            <w:r>
+              <w:t xml:space="preserve">0.0060</w:t>
+            </w:r>
+          </w:p>
+        </w:tc>
+        <w:tc>
+          <w:tcPr/>
+          <w:p>
+            <w:pPr>
+              <w:pStyle w:val="Compact"/>
+            </w:pPr>
+            <w:r>
+              <w:t xml:space="preserve">0.0010</w:t>
             </w:r>
           </w:p>
         </w:tc>
@@ -10208,6 +10298,96 @@
               <w:pStyle w:val="Compact"/>
             </w:pPr>
             <w:r>
+              <w:t xml:space="preserve">Incendios_PY (Ignición Híbrida M3) vs Canadian FWI completo</w:t>
+            </w:r>
+          </w:p>
+        </w:tc>
+        <w:tc>
+          <w:tcPr/>
+          <w:p>
+            <w:pPr>
+              <w:pStyle w:val="Compact"/>
+            </w:pPr>
+            <w:r>
+              <w:t xml:space="preserve">0.2848</w:t>
+            </w:r>
+          </w:p>
+        </w:tc>
+        <w:tc>
+          <w:tcPr/>
+          <w:p>
+            <w:pPr>
+              <w:pStyle w:val="Compact"/>
+            </w:pPr>
+            <w:r>
+              <w:t xml:space="preserve">≤0.001</w:t>
+            </w:r>
+          </w:p>
+        </w:tc>
+        <w:tc>
+          <w:tcPr/>
+          <w:p>
+            <w:pPr>
+              <w:pStyle w:val="Compact"/>
+            </w:pPr>
+            <w:r>
+              <w:t xml:space="preserve">0.0060</w:t>
+            </w:r>
+          </w:p>
+        </w:tc>
+        <w:tc>
+          <w:tcPr/>
+          <w:p>
+            <w:pPr>
+              <w:pStyle w:val="Compact"/>
+            </w:pPr>
+            <w:r>
+              <w:t xml:space="preserve">0.0010</w:t>
+            </w:r>
+          </w:p>
+        </w:tc>
+        <w:tc>
+          <w:tcPr/>
+          <w:p>
+            <w:pPr>
+              <w:pStyle w:val="Compact"/>
+            </w:pPr>
+            <w:r>
+              <w:t xml:space="preserve">1000</w:t>
+            </w:r>
+          </w:p>
+        </w:tc>
+      </w:tr>
+      <w:tr>
+        <w:tc>
+          <w:tcPr/>
+          <w:p>
+            <w:pPr>
+              <w:pStyle w:val="Compact"/>
+            </w:pPr>
+            <w:r>
+              <w:t xml:space="preserve">Chaco</w:t>
+            </w:r>
+          </w:p>
+        </w:tc>
+        <w:tc>
+          <w:tcPr/>
+          <w:p>
+            <w:pPr>
+              <w:pStyle w:val="Compact"/>
+            </w:pPr>
+            <w:r>
+              <w:t xml:space="preserve">ignicion</w:t>
+            </w:r>
+          </w:p>
+        </w:tc>
+        <w:tc>
+          <w:tcPr/>
+          <w:p>
+            <w:pPr>
+              <w:pStyle w:val="Compact"/>
+            </w:pPr>
+            <w:r>
               <w:t xml:space="preserve">Incendios_PY (Ignición Híbrida M3) vs INPE Risco de Fogo</w:t>
             </w:r>
           </w:p>
@@ -10230,7 +10410,119 @@
               <w:pStyle w:val="Compact"/>
             </w:pPr>
             <w:r>
-              <w:t xml:space="preserve">0.001</w:t>
+              <w:t xml:space="preserve">≤0.001</w:t>
+            </w:r>
+          </w:p>
+        </w:tc>
+        <w:tc>
+          <w:tcPr/>
+          <w:p>
+            <w:pPr>
+              <w:pStyle w:val="Compact"/>
+            </w:pPr>
+            <w:r>
+              <w:t xml:space="preserve">0.0060</w:t>
+            </w:r>
+          </w:p>
+        </w:tc>
+        <w:tc>
+          <w:tcPr/>
+          <w:p>
+            <w:pPr>
+              <w:pStyle w:val="Compact"/>
+            </w:pPr>
+            <w:r>
+              <w:t xml:space="preserve">0.0010</w:t>
+            </w:r>
+          </w:p>
+        </w:tc>
+        <w:tc>
+          <w:tcPr/>
+          <w:p>
+            <w:pPr>
+              <w:pStyle w:val="Compact"/>
+            </w:pPr>
+            <w:r>
+              <w:t xml:space="preserve">1000</w:t>
+            </w:r>
+          </w:p>
+        </w:tc>
+      </w:tr>
+      <w:tr>
+        <w:tc>
+          <w:tcPr/>
+          <w:p>
+            <w:pPr>
+              <w:pStyle w:val="Compact"/>
+            </w:pPr>
+            <w:r>
+              <w:t xml:space="preserve">Chaco</w:t>
+            </w:r>
+          </w:p>
+        </w:tc>
+        <w:tc>
+          <w:tcPr/>
+          <w:p>
+            <w:pPr>
+              <w:pStyle w:val="Compact"/>
+            </w:pPr>
+            <w:r>
+              <w:t xml:space="preserve">ignicion</w:t>
+            </w:r>
+          </w:p>
+        </w:tc>
+        <w:tc>
+          <w:tcPr/>
+          <w:p>
+            <w:pPr>
+              <w:pStyle w:val="Compact"/>
+            </w:pPr>
+            <w:r>
+              <w:t xml:space="preserve">Incendios_PY (Ignición Híbrida M3) vs Incendios_PY (Ignición Base M2)</w:t>
+            </w:r>
+          </w:p>
+        </w:tc>
+        <w:tc>
+          <w:tcPr/>
+          <w:p>
+            <w:pPr>
+              <w:pStyle w:val="Compact"/>
+            </w:pPr>
+            <w:r>
+              <w:t xml:space="preserve">0.0030</w:t>
+            </w:r>
+          </w:p>
+        </w:tc>
+        <w:tc>
+          <w:tcPr/>
+          <w:p>
+            <w:pPr>
+              <w:pStyle w:val="Compact"/>
+            </w:pPr>
+            <w:r>
+              <w:t xml:space="preserve">≤0.001</w:t>
+            </w:r>
+          </w:p>
+        </w:tc>
+        <w:tc>
+          <w:tcPr/>
+          <w:p>
+            <w:pPr>
+              <w:pStyle w:val="Compact"/>
+            </w:pPr>
+            <w:r>
+              <w:t xml:space="preserve">0.0060</w:t>
+            </w:r>
+          </w:p>
+        </w:tc>
+        <w:tc>
+          <w:tcPr/>
+          <w:p>
+            <w:pPr>
+              <w:pStyle w:val="Compact"/>
+            </w:pPr>
+            <w:r>
+              <w:t xml:space="preserve">0.0010</w:t>
             </w:r>
           </w:p>
         </w:tc>
@@ -10252,7 +10544,7 @@
         <w:pStyle w:val="BodyText"/>
       </w:pPr>
       <w:r>
-        <w:t xml:space="preserve">The comparison uses B = 1,000 grouped-by-date bootstrap replicates. Values are retrospective diagnostics, not a blind confirmation.</w:t>
+        <w:t xml:space="preserve">The family is pre-specified as the six confirmatory comparisons. With B = 1,000 the bootstrap resolution is 0.001, so the raw p-values sit at the resolution floor and the adjusted values are upper bounds. Values are retrospective diagnostics, not a blind confirmation.</w:t>
       </w:r>
     </w:p>
     <w:p>
